--- a/notebooks/2000_Birth/01_missing_values_analysis.docx
+++ b/notebooks/2000_Birth/01_missing_values_analysis.docx
@@ -13,12 +13,12 @@
     </w:p>
     <w:p>
       <w:r>
-        <w:t>Generated: 2026-04-19 14:41</w:t>
+        <w:t>Generated: 2026-04-24 06:07</w:t>
       </w:r>
     </w:p>
     <w:p>
       <w:r>
-        <w:t>Dataset: 1,048,575 rows × 14 columns</w:t>
+        <w:t>Dataset: 347,749 rows × 14 columns</w:t>
       </w:r>
     </w:p>
     <w:p/>
@@ -36,13 +36,13 @@
         <w:br/>
         <w:t>Key findings include:</w:t>
         <w:br/>
-        <w:t>• Total missing values: 8,410,224 (57.29% of all data)</w:t>
+        <w:t>• Total missing values: 312 (0.01% of all data)</w:t>
         <w:br/>
-        <w:t>• Columns with missing data: 12 out of 14 columns</w:t>
+        <w:t>• Columns with missing data: 2 out of 14 columns</w:t>
         <w:br/>
-        <w:t>• Columns with &gt;20% missing data: 12</w:t>
+        <w:t>• Columns with &gt;20% missing data: 0</w:t>
         <w:br/>
-        <w:t>• Best completed columns: ['Registered_District', 'District_of_Mother', 'Birh_Year_2.0']</w:t>
+        <w:t>• Best completed columns: ['Registered_District', 'Birh_Year_2.0', 'Registered_Year']</w:t>
       </w:r>
     </w:p>
     <w:p>
@@ -118,7 +118,7 @@
               <w:jc w:val="right"/>
             </w:pPr>
             <w:r>
-              <w:t>1048575.0</w:t>
+              <w:t>347749.0</w:t>
             </w:r>
           </w:p>
         </w:tc>
@@ -168,7 +168,7 @@
               <w:jc w:val="right"/>
             </w:pPr>
             <w:r>
-              <w:t>12.0</w:t>
+              <w:t>2.0</w:t>
             </w:r>
           </w:p>
         </w:tc>
@@ -193,7 +193,7 @@
               <w:jc w:val="right"/>
             </w:pPr>
             <w:r>
-              <w:t>8410224.0</w:t>
+              <w:t>312.0</w:t>
             </w:r>
           </w:p>
         </w:tc>
@@ -218,7 +218,7 @@
               <w:jc w:val="right"/>
             </w:pPr>
             <w:r>
-              <w:t>57.29</w:t>
+              <w:t>0.01</w:t>
             </w:r>
           </w:p>
         </w:tc>
@@ -387,7 +387,7 @@
               <w:jc w:val="right"/>
             </w:pPr>
             <w:r>
-              <w:t>701,047</w:t>
+              <w:t>221</w:t>
             </w:r>
           </w:p>
         </w:tc>
@@ -400,7 +400,7 @@
               <w:jc w:val="right"/>
             </w:pPr>
             <w:r>
-              <w:t>66.9%</w:t>
+              <w:t>0.1%</w:t>
             </w:r>
           </w:p>
         </w:tc>
@@ -449,7 +449,7 @@
               <w:jc w:val="right"/>
             </w:pPr>
             <w:r>
-              <w:t>33.1%</w:t>
+              <w:t>99.9%</w:t>
             </w:r>
           </w:p>
         </w:tc>
@@ -474,7 +474,7 @@
               <w:jc w:val="right"/>
             </w:pPr>
             <w:r>
-              <w:t>700,917</w:t>
+              <w:t>91</w:t>
             </w:r>
           </w:p>
         </w:tc>
@@ -487,7 +487,7 @@
               <w:jc w:val="right"/>
             </w:pPr>
             <w:r>
-              <w:t>66.8%</w:t>
+              <w:t>0.0%</w:t>
             </w:r>
           </w:p>
         </w:tc>
@@ -536,877 +536,7 @@
               <w:jc w:val="right"/>
             </w:pPr>
             <w:r>
-              <w:t>33.2%</w:t>
-            </w:r>
-          </w:p>
-        </w:tc>
-      </w:tr>
-      <w:tr>
-        <w:tc>
-          <w:tcPr>
-            <w:tcW w:type="dxa" w:w="1234"/>
-          </w:tcPr>
-          <w:p>
-            <w:r>
-              <w:t>Birh_Year_2.0</w:t>
-            </w:r>
-          </w:p>
-        </w:tc>
-        <w:tc>
-          <w:tcPr>
-            <w:tcW w:type="dxa" w:w="1234"/>
-          </w:tcPr>
-          <w:p>
-            <w:pPr>
-              <w:jc w:val="right"/>
-            </w:pPr>
-            <w:r>
-              <w:t>700,826</w:t>
-            </w:r>
-          </w:p>
-        </w:tc>
-        <w:tc>
-          <w:tcPr>
-            <w:tcW w:type="dxa" w:w="1234"/>
-          </w:tcPr>
-          <w:p>
-            <w:pPr>
-              <w:jc w:val="right"/>
-            </w:pPr>
-            <w:r>
-              <w:t>66.8%</w:t>
-            </w:r>
-          </w:p>
-        </w:tc>
-        <w:tc>
-          <w:tcPr>
-            <w:tcW w:type="dxa" w:w="1234"/>
-          </w:tcPr>
-          <w:p>
-            <w:r>
-              <w:t>float64</w:t>
-            </w:r>
-          </w:p>
-        </w:tc>
-        <w:tc>
-          <w:tcPr>
-            <w:tcW w:type="dxa" w:w="1234"/>
-          </w:tcPr>
-          <w:p>
-            <w:pPr>
-              <w:jc w:val="right"/>
-            </w:pPr>
-            <w:r>
-              <w:t>57</w:t>
-            </w:r>
-          </w:p>
-        </w:tc>
-        <w:tc>
-          <w:tcPr>
-            <w:tcW w:type="dxa" w:w="1234"/>
-          </w:tcPr>
-          <w:p>
-            <w:pPr>
-              <w:jc w:val="right"/>
-            </w:pPr>
-            <w:r>
-              <w:t>347,749</w:t>
-            </w:r>
-          </w:p>
-        </w:tc>
-        <w:tc>
-          <w:tcPr>
-            <w:tcW w:type="dxa" w:w="1234"/>
-          </w:tcPr>
-          <w:p>
-            <w:pPr>
-              <w:jc w:val="right"/>
-            </w:pPr>
-            <w:r>
-              <w:t>33.2%</w:t>
-            </w:r>
-          </w:p>
-        </w:tc>
-      </w:tr>
-      <w:tr>
-        <w:tc>
-          <w:tcPr>
-            <w:tcW w:type="dxa" w:w="1234"/>
-          </w:tcPr>
-          <w:p>
-            <w:r>
-              <w:t>Birh_Year</w:t>
-            </w:r>
-          </w:p>
-        </w:tc>
-        <w:tc>
-          <w:tcPr>
-            <w:tcW w:type="dxa" w:w="1234"/>
-          </w:tcPr>
-          <w:p>
-            <w:pPr>
-              <w:jc w:val="right"/>
-            </w:pPr>
-            <w:r>
-              <w:t>700,826</w:t>
-            </w:r>
-          </w:p>
-        </w:tc>
-        <w:tc>
-          <w:tcPr>
-            <w:tcW w:type="dxa" w:w="1234"/>
-          </w:tcPr>
-          <w:p>
-            <w:pPr>
-              <w:jc w:val="right"/>
-            </w:pPr>
-            <w:r>
-              <w:t>66.8%</w:t>
-            </w:r>
-          </w:p>
-        </w:tc>
-        <w:tc>
-          <w:tcPr>
-            <w:tcW w:type="dxa" w:w="1234"/>
-          </w:tcPr>
-          <w:p>
-            <w:r>
-              <w:t>float64</w:t>
-            </w:r>
-          </w:p>
-        </w:tc>
-        <w:tc>
-          <w:tcPr>
-            <w:tcW w:type="dxa" w:w="1234"/>
-          </w:tcPr>
-          <w:p>
-            <w:pPr>
-              <w:jc w:val="right"/>
-            </w:pPr>
-            <w:r>
-              <w:t>57</w:t>
-            </w:r>
-          </w:p>
-        </w:tc>
-        <w:tc>
-          <w:tcPr>
-            <w:tcW w:type="dxa" w:w="1234"/>
-          </w:tcPr>
-          <w:p>
-            <w:pPr>
-              <w:jc w:val="right"/>
-            </w:pPr>
-            <w:r>
-              <w:t>347,749</w:t>
-            </w:r>
-          </w:p>
-        </w:tc>
-        <w:tc>
-          <w:tcPr>
-            <w:tcW w:type="dxa" w:w="1234"/>
-          </w:tcPr>
-          <w:p>
-            <w:pPr>
-              <w:jc w:val="right"/>
-            </w:pPr>
-            <w:r>
-              <w:t>33.2%</w:t>
-            </w:r>
-          </w:p>
-        </w:tc>
-      </w:tr>
-      <w:tr>
-        <w:tc>
-          <w:tcPr>
-            <w:tcW w:type="dxa" w:w="1234"/>
-          </w:tcPr>
-          <w:p>
-            <w:r>
-              <w:t>Registered_Year</w:t>
-            </w:r>
-          </w:p>
-        </w:tc>
-        <w:tc>
-          <w:tcPr>
-            <w:tcW w:type="dxa" w:w="1234"/>
-          </w:tcPr>
-          <w:p>
-            <w:pPr>
-              <w:jc w:val="right"/>
-            </w:pPr>
-            <w:r>
-              <w:t>700,826</w:t>
-            </w:r>
-          </w:p>
-        </w:tc>
-        <w:tc>
-          <w:tcPr>
-            <w:tcW w:type="dxa" w:w="1234"/>
-          </w:tcPr>
-          <w:p>
-            <w:pPr>
-              <w:jc w:val="right"/>
-            </w:pPr>
-            <w:r>
-              <w:t>66.8%</w:t>
-            </w:r>
-          </w:p>
-        </w:tc>
-        <w:tc>
-          <w:tcPr>
-            <w:tcW w:type="dxa" w:w="1234"/>
-          </w:tcPr>
-          <w:p>
-            <w:r>
-              <w:t>float64</w:t>
-            </w:r>
-          </w:p>
-        </w:tc>
-        <w:tc>
-          <w:tcPr>
-            <w:tcW w:type="dxa" w:w="1234"/>
-          </w:tcPr>
-          <w:p>
-            <w:pPr>
-              <w:jc w:val="right"/>
-            </w:pPr>
-            <w:r>
-              <w:t>1</w:t>
-            </w:r>
-          </w:p>
-        </w:tc>
-        <w:tc>
-          <w:tcPr>
-            <w:tcW w:type="dxa" w:w="1234"/>
-          </w:tcPr>
-          <w:p>
-            <w:pPr>
-              <w:jc w:val="right"/>
-            </w:pPr>
-            <w:r>
-              <w:t>347,749</w:t>
-            </w:r>
-          </w:p>
-        </w:tc>
-        <w:tc>
-          <w:tcPr>
-            <w:tcW w:type="dxa" w:w="1234"/>
-          </w:tcPr>
-          <w:p>
-            <w:pPr>
-              <w:jc w:val="right"/>
-            </w:pPr>
-            <w:r>
-              <w:t>33.2%</w:t>
-            </w:r>
-          </w:p>
-        </w:tc>
-      </w:tr>
-      <w:tr>
-        <w:tc>
-          <w:tcPr>
-            <w:tcW w:type="dxa" w:w="1234"/>
-          </w:tcPr>
-          <w:p>
-            <w:r>
-              <w:t>Registered_Month</w:t>
-            </w:r>
-          </w:p>
-        </w:tc>
-        <w:tc>
-          <w:tcPr>
-            <w:tcW w:type="dxa" w:w="1234"/>
-          </w:tcPr>
-          <w:p>
-            <w:pPr>
-              <w:jc w:val="right"/>
-            </w:pPr>
-            <w:r>
-              <w:t>700,826</w:t>
-            </w:r>
-          </w:p>
-        </w:tc>
-        <w:tc>
-          <w:tcPr>
-            <w:tcW w:type="dxa" w:w="1234"/>
-          </w:tcPr>
-          <w:p>
-            <w:pPr>
-              <w:jc w:val="right"/>
-            </w:pPr>
-            <w:r>
-              <w:t>66.8%</w:t>
-            </w:r>
-          </w:p>
-        </w:tc>
-        <w:tc>
-          <w:tcPr>
-            <w:tcW w:type="dxa" w:w="1234"/>
-          </w:tcPr>
-          <w:p>
-            <w:r>
-              <w:t>str</w:t>
-            </w:r>
-          </w:p>
-        </w:tc>
-        <w:tc>
-          <w:tcPr>
-            <w:tcW w:type="dxa" w:w="1234"/>
-          </w:tcPr>
-          <w:p>
-            <w:pPr>
-              <w:jc w:val="right"/>
-            </w:pPr>
-            <w:r>
-              <w:t>12</w:t>
-            </w:r>
-          </w:p>
-        </w:tc>
-        <w:tc>
-          <w:tcPr>
-            <w:tcW w:type="dxa" w:w="1234"/>
-          </w:tcPr>
-          <w:p>
-            <w:pPr>
-              <w:jc w:val="right"/>
-            </w:pPr>
-            <w:r>
-              <w:t>347,749</w:t>
-            </w:r>
-          </w:p>
-        </w:tc>
-        <w:tc>
-          <w:tcPr>
-            <w:tcW w:type="dxa" w:w="1234"/>
-          </w:tcPr>
-          <w:p>
-            <w:pPr>
-              <w:jc w:val="right"/>
-            </w:pPr>
-            <w:r>
-              <w:t>33.2%</w:t>
-            </w:r>
-          </w:p>
-        </w:tc>
-      </w:tr>
-      <w:tr>
-        <w:tc>
-          <w:tcPr>
-            <w:tcW w:type="dxa" w:w="1234"/>
-          </w:tcPr>
-          <w:p>
-            <w:r>
-              <w:t>Birth_Order 2.0</w:t>
-            </w:r>
-          </w:p>
-        </w:tc>
-        <w:tc>
-          <w:tcPr>
-            <w:tcW w:type="dxa" w:w="1234"/>
-          </w:tcPr>
-          <w:p>
-            <w:pPr>
-              <w:jc w:val="right"/>
-            </w:pPr>
-            <w:r>
-              <w:t>700,826</w:t>
-            </w:r>
-          </w:p>
-        </w:tc>
-        <w:tc>
-          <w:tcPr>
-            <w:tcW w:type="dxa" w:w="1234"/>
-          </w:tcPr>
-          <w:p>
-            <w:pPr>
-              <w:jc w:val="right"/>
-            </w:pPr>
-            <w:r>
-              <w:t>66.8%</w:t>
-            </w:r>
-          </w:p>
-        </w:tc>
-        <w:tc>
-          <w:tcPr>
-            <w:tcW w:type="dxa" w:w="1234"/>
-          </w:tcPr>
-          <w:p>
-            <w:r>
-              <w:t>float64</w:t>
-            </w:r>
-          </w:p>
-        </w:tc>
-        <w:tc>
-          <w:tcPr>
-            <w:tcW w:type="dxa" w:w="1234"/>
-          </w:tcPr>
-          <w:p>
-            <w:pPr>
-              <w:jc w:val="right"/>
-            </w:pPr>
-            <w:r>
-              <w:t>14</w:t>
-            </w:r>
-          </w:p>
-        </w:tc>
-        <w:tc>
-          <w:tcPr>
-            <w:tcW w:type="dxa" w:w="1234"/>
-          </w:tcPr>
-          <w:p>
-            <w:pPr>
-              <w:jc w:val="right"/>
-            </w:pPr>
-            <w:r>
-              <w:t>347,749</w:t>
-            </w:r>
-          </w:p>
-        </w:tc>
-        <w:tc>
-          <w:tcPr>
-            <w:tcW w:type="dxa" w:w="1234"/>
-          </w:tcPr>
-          <w:p>
-            <w:pPr>
-              <w:jc w:val="right"/>
-            </w:pPr>
-            <w:r>
-              <w:t>33.2%</w:t>
-            </w:r>
-          </w:p>
-        </w:tc>
-      </w:tr>
-      <w:tr>
-        <w:tc>
-          <w:tcPr>
-            <w:tcW w:type="dxa" w:w="1234"/>
-          </w:tcPr>
-          <w:p>
-            <w:r>
-              <w:t>Birth_Month</w:t>
-            </w:r>
-          </w:p>
-        </w:tc>
-        <w:tc>
-          <w:tcPr>
-            <w:tcW w:type="dxa" w:w="1234"/>
-          </w:tcPr>
-          <w:p>
-            <w:pPr>
-              <w:jc w:val="right"/>
-            </w:pPr>
-            <w:r>
-              <w:t>700,826</w:t>
-            </w:r>
-          </w:p>
-        </w:tc>
-        <w:tc>
-          <w:tcPr>
-            <w:tcW w:type="dxa" w:w="1234"/>
-          </w:tcPr>
-          <w:p>
-            <w:pPr>
-              <w:jc w:val="right"/>
-            </w:pPr>
-            <w:r>
-              <w:t>66.8%</w:t>
-            </w:r>
-          </w:p>
-        </w:tc>
-        <w:tc>
-          <w:tcPr>
-            <w:tcW w:type="dxa" w:w="1234"/>
-          </w:tcPr>
-          <w:p>
-            <w:r>
-              <w:t>str</w:t>
-            </w:r>
-          </w:p>
-        </w:tc>
-        <w:tc>
-          <w:tcPr>
-            <w:tcW w:type="dxa" w:w="1234"/>
-          </w:tcPr>
-          <w:p>
-            <w:pPr>
-              <w:jc w:val="right"/>
-            </w:pPr>
-            <w:r>
-              <w:t>12</w:t>
-            </w:r>
-          </w:p>
-        </w:tc>
-        <w:tc>
-          <w:tcPr>
-            <w:tcW w:type="dxa" w:w="1234"/>
-          </w:tcPr>
-          <w:p>
-            <w:pPr>
-              <w:jc w:val="right"/>
-            </w:pPr>
-            <w:r>
-              <w:t>347,749</w:t>
-            </w:r>
-          </w:p>
-        </w:tc>
-        <w:tc>
-          <w:tcPr>
-            <w:tcW w:type="dxa" w:w="1234"/>
-          </w:tcPr>
-          <w:p>
-            <w:pPr>
-              <w:jc w:val="right"/>
-            </w:pPr>
-            <w:r>
-              <w:t>33.2%</w:t>
-            </w:r>
-          </w:p>
-        </w:tc>
-      </w:tr>
-      <w:tr>
-        <w:tc>
-          <w:tcPr>
-            <w:tcW w:type="dxa" w:w="1234"/>
-          </w:tcPr>
-          <w:p>
-            <w:r>
-              <w:t>Hospital or Not</w:t>
-            </w:r>
-          </w:p>
-        </w:tc>
-        <w:tc>
-          <w:tcPr>
-            <w:tcW w:type="dxa" w:w="1234"/>
-          </w:tcPr>
-          <w:p>
-            <w:pPr>
-              <w:jc w:val="right"/>
-            </w:pPr>
-            <w:r>
-              <w:t>700,826</w:t>
-            </w:r>
-          </w:p>
-        </w:tc>
-        <w:tc>
-          <w:tcPr>
-            <w:tcW w:type="dxa" w:w="1234"/>
-          </w:tcPr>
-          <w:p>
-            <w:pPr>
-              <w:jc w:val="right"/>
-            </w:pPr>
-            <w:r>
-              <w:t>66.8%</w:t>
-            </w:r>
-          </w:p>
-        </w:tc>
-        <w:tc>
-          <w:tcPr>
-            <w:tcW w:type="dxa" w:w="1234"/>
-          </w:tcPr>
-          <w:p>
-            <w:r>
-              <w:t>str</w:t>
-            </w:r>
-          </w:p>
-        </w:tc>
-        <w:tc>
-          <w:tcPr>
-            <w:tcW w:type="dxa" w:w="1234"/>
-          </w:tcPr>
-          <w:p>
-            <w:pPr>
-              <w:jc w:val="right"/>
-            </w:pPr>
-            <w:r>
-              <w:t>2</w:t>
-            </w:r>
-          </w:p>
-        </w:tc>
-        <w:tc>
-          <w:tcPr>
-            <w:tcW w:type="dxa" w:w="1234"/>
-          </w:tcPr>
-          <w:p>
-            <w:pPr>
-              <w:jc w:val="right"/>
-            </w:pPr>
-            <w:r>
-              <w:t>347,749</w:t>
-            </w:r>
-          </w:p>
-        </w:tc>
-        <w:tc>
-          <w:tcPr>
-            <w:tcW w:type="dxa" w:w="1234"/>
-          </w:tcPr>
-          <w:p>
-            <w:pPr>
-              <w:jc w:val="right"/>
-            </w:pPr>
-            <w:r>
-              <w:t>33.2%</w:t>
-            </w:r>
-          </w:p>
-        </w:tc>
-      </w:tr>
-      <w:tr>
-        <w:tc>
-          <w:tcPr>
-            <w:tcW w:type="dxa" w:w="1234"/>
-          </w:tcPr>
-          <w:p>
-            <w:r>
-              <w:t>Gender</w:t>
-            </w:r>
-          </w:p>
-        </w:tc>
-        <w:tc>
-          <w:tcPr>
-            <w:tcW w:type="dxa" w:w="1234"/>
-          </w:tcPr>
-          <w:p>
-            <w:pPr>
-              <w:jc w:val="right"/>
-            </w:pPr>
-            <w:r>
-              <w:t>700,826</w:t>
-            </w:r>
-          </w:p>
-        </w:tc>
-        <w:tc>
-          <w:tcPr>
-            <w:tcW w:type="dxa" w:w="1234"/>
-          </w:tcPr>
-          <w:p>
-            <w:pPr>
-              <w:jc w:val="right"/>
-            </w:pPr>
-            <w:r>
-              <w:t>66.8%</w:t>
-            </w:r>
-          </w:p>
-        </w:tc>
-        <w:tc>
-          <w:tcPr>
-            <w:tcW w:type="dxa" w:w="1234"/>
-          </w:tcPr>
-          <w:p>
-            <w:r>
-              <w:t>str</w:t>
-            </w:r>
-          </w:p>
-        </w:tc>
-        <w:tc>
-          <w:tcPr>
-            <w:tcW w:type="dxa" w:w="1234"/>
-          </w:tcPr>
-          <w:p>
-            <w:pPr>
-              <w:jc w:val="right"/>
-            </w:pPr>
-            <w:r>
-              <w:t>2</w:t>
-            </w:r>
-          </w:p>
-        </w:tc>
-        <w:tc>
-          <w:tcPr>
-            <w:tcW w:type="dxa" w:w="1234"/>
-          </w:tcPr>
-          <w:p>
-            <w:pPr>
-              <w:jc w:val="right"/>
-            </w:pPr>
-            <w:r>
-              <w:t>347,749</w:t>
-            </w:r>
-          </w:p>
-        </w:tc>
-        <w:tc>
-          <w:tcPr>
-            <w:tcW w:type="dxa" w:w="1234"/>
-          </w:tcPr>
-          <w:p>
-            <w:pPr>
-              <w:jc w:val="right"/>
-            </w:pPr>
-            <w:r>
-              <w:t>33.2%</w:t>
-            </w:r>
-          </w:p>
-        </w:tc>
-      </w:tr>
-      <w:tr>
-        <w:tc>
-          <w:tcPr>
-            <w:tcW w:type="dxa" w:w="1234"/>
-          </w:tcPr>
-          <w:p>
-            <w:r>
-              <w:t>Marital_Status</w:t>
-            </w:r>
-          </w:p>
-        </w:tc>
-        <w:tc>
-          <w:tcPr>
-            <w:tcW w:type="dxa" w:w="1234"/>
-          </w:tcPr>
-          <w:p>
-            <w:pPr>
-              <w:jc w:val="right"/>
-            </w:pPr>
-            <w:r>
-              <w:t>700,826</w:t>
-            </w:r>
-          </w:p>
-        </w:tc>
-        <w:tc>
-          <w:tcPr>
-            <w:tcW w:type="dxa" w:w="1234"/>
-          </w:tcPr>
-          <w:p>
-            <w:pPr>
-              <w:jc w:val="right"/>
-            </w:pPr>
-            <w:r>
-              <w:t>66.8%</w:t>
-            </w:r>
-          </w:p>
-        </w:tc>
-        <w:tc>
-          <w:tcPr>
-            <w:tcW w:type="dxa" w:w="1234"/>
-          </w:tcPr>
-          <w:p>
-            <w:r>
-              <w:t>str</w:t>
-            </w:r>
-          </w:p>
-        </w:tc>
-        <w:tc>
-          <w:tcPr>
-            <w:tcW w:type="dxa" w:w="1234"/>
-          </w:tcPr>
-          <w:p>
-            <w:pPr>
-              <w:jc w:val="right"/>
-            </w:pPr>
-            <w:r>
-              <w:t>2</w:t>
-            </w:r>
-          </w:p>
-        </w:tc>
-        <w:tc>
-          <w:tcPr>
-            <w:tcW w:type="dxa" w:w="1234"/>
-          </w:tcPr>
-          <w:p>
-            <w:pPr>
-              <w:jc w:val="right"/>
-            </w:pPr>
-            <w:r>
-              <w:t>347,749</w:t>
-            </w:r>
-          </w:p>
-        </w:tc>
-        <w:tc>
-          <w:tcPr>
-            <w:tcW w:type="dxa" w:w="1234"/>
-          </w:tcPr>
-          <w:p>
-            <w:pPr>
-              <w:jc w:val="right"/>
-            </w:pPr>
-            <w:r>
-              <w:t>33.2%</w:t>
-            </w:r>
-          </w:p>
-        </w:tc>
-      </w:tr>
-      <w:tr>
-        <w:tc>
-          <w:tcPr>
-            <w:tcW w:type="dxa" w:w="1234"/>
-          </w:tcPr>
-          <w:p>
-            <w:r>
-              <w:t>Age of Mother</w:t>
-            </w:r>
-          </w:p>
-        </w:tc>
-        <w:tc>
-          <w:tcPr>
-            <w:tcW w:type="dxa" w:w="1234"/>
-          </w:tcPr>
-          <w:p>
-            <w:pPr>
-              <w:jc w:val="right"/>
-            </w:pPr>
-            <w:r>
-              <w:t>700,826</w:t>
-            </w:r>
-          </w:p>
-        </w:tc>
-        <w:tc>
-          <w:tcPr>
-            <w:tcW w:type="dxa" w:w="1234"/>
-          </w:tcPr>
-          <w:p>
-            <w:pPr>
-              <w:jc w:val="right"/>
-            </w:pPr>
-            <w:r>
-              <w:t>66.8%</w:t>
-            </w:r>
-          </w:p>
-        </w:tc>
-        <w:tc>
-          <w:tcPr>
-            <w:tcW w:type="dxa" w:w="1234"/>
-          </w:tcPr>
-          <w:p>
-            <w:r>
-              <w:t>float64</w:t>
-            </w:r>
-          </w:p>
-        </w:tc>
-        <w:tc>
-          <w:tcPr>
-            <w:tcW w:type="dxa" w:w="1234"/>
-          </w:tcPr>
-          <w:p>
-            <w:pPr>
-              <w:jc w:val="right"/>
-            </w:pPr>
-            <w:r>
-              <w:t>43</w:t>
-            </w:r>
-          </w:p>
-        </w:tc>
-        <w:tc>
-          <w:tcPr>
-            <w:tcW w:type="dxa" w:w="1234"/>
-          </w:tcPr>
-          <w:p>
-            <w:pPr>
-              <w:jc w:val="right"/>
-            </w:pPr>
-            <w:r>
-              <w:t>347,749</w:t>
-            </w:r>
-          </w:p>
-        </w:tc>
-        <w:tc>
-          <w:tcPr>
-            <w:tcW w:type="dxa" w:w="1234"/>
-          </w:tcPr>
-          <w:p>
-            <w:pPr>
-              <w:jc w:val="right"/>
-            </w:pPr>
-            <w:r>
-              <w:t>33.2%</w:t>
+              <w:t>100.0%</w:t>
             </w:r>
           </w:p>
         </w:tc>
@@ -1467,7 +597,7 @@
               <w:jc w:val="right"/>
             </w:pPr>
             <w:r>
-              <w:t>26</w:t>
+              <w:t>25</w:t>
             </w:r>
           </w:p>
         </w:tc>
@@ -1480,7 +610,877 @@
               <w:jc w:val="right"/>
             </w:pPr>
             <w:r>
-              <w:t>1,048,575</w:t>
+              <w:t>347,749</w:t>
+            </w:r>
+          </w:p>
+        </w:tc>
+        <w:tc>
+          <w:tcPr>
+            <w:tcW w:type="dxa" w:w="1234"/>
+          </w:tcPr>
+          <w:p>
+            <w:pPr>
+              <w:jc w:val="right"/>
+            </w:pPr>
+            <w:r>
+              <w:t>100.0%</w:t>
+            </w:r>
+          </w:p>
+        </w:tc>
+      </w:tr>
+      <w:tr>
+        <w:tc>
+          <w:tcPr>
+            <w:tcW w:type="dxa" w:w="1234"/>
+          </w:tcPr>
+          <w:p>
+            <w:r>
+              <w:t>Birh_Year_2.0</w:t>
+            </w:r>
+          </w:p>
+        </w:tc>
+        <w:tc>
+          <w:tcPr>
+            <w:tcW w:type="dxa" w:w="1234"/>
+          </w:tcPr>
+          <w:p>
+            <w:pPr>
+              <w:jc w:val="right"/>
+            </w:pPr>
+            <w:r>
+              <w:t>0</w:t>
+            </w:r>
+          </w:p>
+        </w:tc>
+        <w:tc>
+          <w:tcPr>
+            <w:tcW w:type="dxa" w:w="1234"/>
+          </w:tcPr>
+          <w:p>
+            <w:pPr>
+              <w:jc w:val="right"/>
+            </w:pPr>
+            <w:r>
+              <w:t>0.0%</w:t>
+            </w:r>
+          </w:p>
+        </w:tc>
+        <w:tc>
+          <w:tcPr>
+            <w:tcW w:type="dxa" w:w="1234"/>
+          </w:tcPr>
+          <w:p>
+            <w:r>
+              <w:t>int64</w:t>
+            </w:r>
+          </w:p>
+        </w:tc>
+        <w:tc>
+          <w:tcPr>
+            <w:tcW w:type="dxa" w:w="1234"/>
+          </w:tcPr>
+          <w:p>
+            <w:pPr>
+              <w:jc w:val="right"/>
+            </w:pPr>
+            <w:r>
+              <w:t>57</w:t>
+            </w:r>
+          </w:p>
+        </w:tc>
+        <w:tc>
+          <w:tcPr>
+            <w:tcW w:type="dxa" w:w="1234"/>
+          </w:tcPr>
+          <w:p>
+            <w:pPr>
+              <w:jc w:val="right"/>
+            </w:pPr>
+            <w:r>
+              <w:t>347,749</w:t>
+            </w:r>
+          </w:p>
+        </w:tc>
+        <w:tc>
+          <w:tcPr>
+            <w:tcW w:type="dxa" w:w="1234"/>
+          </w:tcPr>
+          <w:p>
+            <w:pPr>
+              <w:jc w:val="right"/>
+            </w:pPr>
+            <w:r>
+              <w:t>100.0%</w:t>
+            </w:r>
+          </w:p>
+        </w:tc>
+      </w:tr>
+      <w:tr>
+        <w:tc>
+          <w:tcPr>
+            <w:tcW w:type="dxa" w:w="1234"/>
+          </w:tcPr>
+          <w:p>
+            <w:r>
+              <w:t>Registered_Year</w:t>
+            </w:r>
+          </w:p>
+        </w:tc>
+        <w:tc>
+          <w:tcPr>
+            <w:tcW w:type="dxa" w:w="1234"/>
+          </w:tcPr>
+          <w:p>
+            <w:pPr>
+              <w:jc w:val="right"/>
+            </w:pPr>
+            <w:r>
+              <w:t>0</w:t>
+            </w:r>
+          </w:p>
+        </w:tc>
+        <w:tc>
+          <w:tcPr>
+            <w:tcW w:type="dxa" w:w="1234"/>
+          </w:tcPr>
+          <w:p>
+            <w:pPr>
+              <w:jc w:val="right"/>
+            </w:pPr>
+            <w:r>
+              <w:t>0.0%</w:t>
+            </w:r>
+          </w:p>
+        </w:tc>
+        <w:tc>
+          <w:tcPr>
+            <w:tcW w:type="dxa" w:w="1234"/>
+          </w:tcPr>
+          <w:p>
+            <w:r>
+              <w:t>int64</w:t>
+            </w:r>
+          </w:p>
+        </w:tc>
+        <w:tc>
+          <w:tcPr>
+            <w:tcW w:type="dxa" w:w="1234"/>
+          </w:tcPr>
+          <w:p>
+            <w:pPr>
+              <w:jc w:val="right"/>
+            </w:pPr>
+            <w:r>
+              <w:t>1</w:t>
+            </w:r>
+          </w:p>
+        </w:tc>
+        <w:tc>
+          <w:tcPr>
+            <w:tcW w:type="dxa" w:w="1234"/>
+          </w:tcPr>
+          <w:p>
+            <w:pPr>
+              <w:jc w:val="right"/>
+            </w:pPr>
+            <w:r>
+              <w:t>347,749</w:t>
+            </w:r>
+          </w:p>
+        </w:tc>
+        <w:tc>
+          <w:tcPr>
+            <w:tcW w:type="dxa" w:w="1234"/>
+          </w:tcPr>
+          <w:p>
+            <w:pPr>
+              <w:jc w:val="right"/>
+            </w:pPr>
+            <w:r>
+              <w:t>100.0%</w:t>
+            </w:r>
+          </w:p>
+        </w:tc>
+      </w:tr>
+      <w:tr>
+        <w:tc>
+          <w:tcPr>
+            <w:tcW w:type="dxa" w:w="1234"/>
+          </w:tcPr>
+          <w:p>
+            <w:r>
+              <w:t>Registered_Month</w:t>
+            </w:r>
+          </w:p>
+        </w:tc>
+        <w:tc>
+          <w:tcPr>
+            <w:tcW w:type="dxa" w:w="1234"/>
+          </w:tcPr>
+          <w:p>
+            <w:pPr>
+              <w:jc w:val="right"/>
+            </w:pPr>
+            <w:r>
+              <w:t>0</w:t>
+            </w:r>
+          </w:p>
+        </w:tc>
+        <w:tc>
+          <w:tcPr>
+            <w:tcW w:type="dxa" w:w="1234"/>
+          </w:tcPr>
+          <w:p>
+            <w:pPr>
+              <w:jc w:val="right"/>
+            </w:pPr>
+            <w:r>
+              <w:t>0.0%</w:t>
+            </w:r>
+          </w:p>
+        </w:tc>
+        <w:tc>
+          <w:tcPr>
+            <w:tcW w:type="dxa" w:w="1234"/>
+          </w:tcPr>
+          <w:p>
+            <w:r>
+              <w:t>str</w:t>
+            </w:r>
+          </w:p>
+        </w:tc>
+        <w:tc>
+          <w:tcPr>
+            <w:tcW w:type="dxa" w:w="1234"/>
+          </w:tcPr>
+          <w:p>
+            <w:pPr>
+              <w:jc w:val="right"/>
+            </w:pPr>
+            <w:r>
+              <w:t>12</w:t>
+            </w:r>
+          </w:p>
+        </w:tc>
+        <w:tc>
+          <w:tcPr>
+            <w:tcW w:type="dxa" w:w="1234"/>
+          </w:tcPr>
+          <w:p>
+            <w:pPr>
+              <w:jc w:val="right"/>
+            </w:pPr>
+            <w:r>
+              <w:t>347,749</w:t>
+            </w:r>
+          </w:p>
+        </w:tc>
+        <w:tc>
+          <w:tcPr>
+            <w:tcW w:type="dxa" w:w="1234"/>
+          </w:tcPr>
+          <w:p>
+            <w:pPr>
+              <w:jc w:val="right"/>
+            </w:pPr>
+            <w:r>
+              <w:t>100.0%</w:t>
+            </w:r>
+          </w:p>
+        </w:tc>
+      </w:tr>
+      <w:tr>
+        <w:tc>
+          <w:tcPr>
+            <w:tcW w:type="dxa" w:w="1234"/>
+          </w:tcPr>
+          <w:p>
+            <w:r>
+              <w:t>Birth_Month</w:t>
+            </w:r>
+          </w:p>
+        </w:tc>
+        <w:tc>
+          <w:tcPr>
+            <w:tcW w:type="dxa" w:w="1234"/>
+          </w:tcPr>
+          <w:p>
+            <w:pPr>
+              <w:jc w:val="right"/>
+            </w:pPr>
+            <w:r>
+              <w:t>0</w:t>
+            </w:r>
+          </w:p>
+        </w:tc>
+        <w:tc>
+          <w:tcPr>
+            <w:tcW w:type="dxa" w:w="1234"/>
+          </w:tcPr>
+          <w:p>
+            <w:pPr>
+              <w:jc w:val="right"/>
+            </w:pPr>
+            <w:r>
+              <w:t>0.0%</w:t>
+            </w:r>
+          </w:p>
+        </w:tc>
+        <w:tc>
+          <w:tcPr>
+            <w:tcW w:type="dxa" w:w="1234"/>
+          </w:tcPr>
+          <w:p>
+            <w:r>
+              <w:t>str</w:t>
+            </w:r>
+          </w:p>
+        </w:tc>
+        <w:tc>
+          <w:tcPr>
+            <w:tcW w:type="dxa" w:w="1234"/>
+          </w:tcPr>
+          <w:p>
+            <w:pPr>
+              <w:jc w:val="right"/>
+            </w:pPr>
+            <w:r>
+              <w:t>12</w:t>
+            </w:r>
+          </w:p>
+        </w:tc>
+        <w:tc>
+          <w:tcPr>
+            <w:tcW w:type="dxa" w:w="1234"/>
+          </w:tcPr>
+          <w:p>
+            <w:pPr>
+              <w:jc w:val="right"/>
+            </w:pPr>
+            <w:r>
+              <w:t>347,749</w:t>
+            </w:r>
+          </w:p>
+        </w:tc>
+        <w:tc>
+          <w:tcPr>
+            <w:tcW w:type="dxa" w:w="1234"/>
+          </w:tcPr>
+          <w:p>
+            <w:pPr>
+              <w:jc w:val="right"/>
+            </w:pPr>
+            <w:r>
+              <w:t>100.0%</w:t>
+            </w:r>
+          </w:p>
+        </w:tc>
+      </w:tr>
+      <w:tr>
+        <w:tc>
+          <w:tcPr>
+            <w:tcW w:type="dxa" w:w="1234"/>
+          </w:tcPr>
+          <w:p>
+            <w:r>
+              <w:t>Birh_Year</w:t>
+            </w:r>
+          </w:p>
+        </w:tc>
+        <w:tc>
+          <w:tcPr>
+            <w:tcW w:type="dxa" w:w="1234"/>
+          </w:tcPr>
+          <w:p>
+            <w:pPr>
+              <w:jc w:val="right"/>
+            </w:pPr>
+            <w:r>
+              <w:t>0</w:t>
+            </w:r>
+          </w:p>
+        </w:tc>
+        <w:tc>
+          <w:tcPr>
+            <w:tcW w:type="dxa" w:w="1234"/>
+          </w:tcPr>
+          <w:p>
+            <w:pPr>
+              <w:jc w:val="right"/>
+            </w:pPr>
+            <w:r>
+              <w:t>0.0%</w:t>
+            </w:r>
+          </w:p>
+        </w:tc>
+        <w:tc>
+          <w:tcPr>
+            <w:tcW w:type="dxa" w:w="1234"/>
+          </w:tcPr>
+          <w:p>
+            <w:r>
+              <w:t>int64</w:t>
+            </w:r>
+          </w:p>
+        </w:tc>
+        <w:tc>
+          <w:tcPr>
+            <w:tcW w:type="dxa" w:w="1234"/>
+          </w:tcPr>
+          <w:p>
+            <w:pPr>
+              <w:jc w:val="right"/>
+            </w:pPr>
+            <w:r>
+              <w:t>57</w:t>
+            </w:r>
+          </w:p>
+        </w:tc>
+        <w:tc>
+          <w:tcPr>
+            <w:tcW w:type="dxa" w:w="1234"/>
+          </w:tcPr>
+          <w:p>
+            <w:pPr>
+              <w:jc w:val="right"/>
+            </w:pPr>
+            <w:r>
+              <w:t>347,749</w:t>
+            </w:r>
+          </w:p>
+        </w:tc>
+        <w:tc>
+          <w:tcPr>
+            <w:tcW w:type="dxa" w:w="1234"/>
+          </w:tcPr>
+          <w:p>
+            <w:pPr>
+              <w:jc w:val="right"/>
+            </w:pPr>
+            <w:r>
+              <w:t>100.0%</w:t>
+            </w:r>
+          </w:p>
+        </w:tc>
+      </w:tr>
+      <w:tr>
+        <w:tc>
+          <w:tcPr>
+            <w:tcW w:type="dxa" w:w="1234"/>
+          </w:tcPr>
+          <w:p>
+            <w:r>
+              <w:t>Hospital or Not</w:t>
+            </w:r>
+          </w:p>
+        </w:tc>
+        <w:tc>
+          <w:tcPr>
+            <w:tcW w:type="dxa" w:w="1234"/>
+          </w:tcPr>
+          <w:p>
+            <w:pPr>
+              <w:jc w:val="right"/>
+            </w:pPr>
+            <w:r>
+              <w:t>0</w:t>
+            </w:r>
+          </w:p>
+        </w:tc>
+        <w:tc>
+          <w:tcPr>
+            <w:tcW w:type="dxa" w:w="1234"/>
+          </w:tcPr>
+          <w:p>
+            <w:pPr>
+              <w:jc w:val="right"/>
+            </w:pPr>
+            <w:r>
+              <w:t>0.0%</w:t>
+            </w:r>
+          </w:p>
+        </w:tc>
+        <w:tc>
+          <w:tcPr>
+            <w:tcW w:type="dxa" w:w="1234"/>
+          </w:tcPr>
+          <w:p>
+            <w:r>
+              <w:t>str</w:t>
+            </w:r>
+          </w:p>
+        </w:tc>
+        <w:tc>
+          <w:tcPr>
+            <w:tcW w:type="dxa" w:w="1234"/>
+          </w:tcPr>
+          <w:p>
+            <w:pPr>
+              <w:jc w:val="right"/>
+            </w:pPr>
+            <w:r>
+              <w:t>2</w:t>
+            </w:r>
+          </w:p>
+        </w:tc>
+        <w:tc>
+          <w:tcPr>
+            <w:tcW w:type="dxa" w:w="1234"/>
+          </w:tcPr>
+          <w:p>
+            <w:pPr>
+              <w:jc w:val="right"/>
+            </w:pPr>
+            <w:r>
+              <w:t>347,749</w:t>
+            </w:r>
+          </w:p>
+        </w:tc>
+        <w:tc>
+          <w:tcPr>
+            <w:tcW w:type="dxa" w:w="1234"/>
+          </w:tcPr>
+          <w:p>
+            <w:pPr>
+              <w:jc w:val="right"/>
+            </w:pPr>
+            <w:r>
+              <w:t>100.0%</w:t>
+            </w:r>
+          </w:p>
+        </w:tc>
+      </w:tr>
+      <w:tr>
+        <w:tc>
+          <w:tcPr>
+            <w:tcW w:type="dxa" w:w="1234"/>
+          </w:tcPr>
+          <w:p>
+            <w:r>
+              <w:t>Gender</w:t>
+            </w:r>
+          </w:p>
+        </w:tc>
+        <w:tc>
+          <w:tcPr>
+            <w:tcW w:type="dxa" w:w="1234"/>
+          </w:tcPr>
+          <w:p>
+            <w:pPr>
+              <w:jc w:val="right"/>
+            </w:pPr>
+            <w:r>
+              <w:t>0</w:t>
+            </w:r>
+          </w:p>
+        </w:tc>
+        <w:tc>
+          <w:tcPr>
+            <w:tcW w:type="dxa" w:w="1234"/>
+          </w:tcPr>
+          <w:p>
+            <w:pPr>
+              <w:jc w:val="right"/>
+            </w:pPr>
+            <w:r>
+              <w:t>0.0%</w:t>
+            </w:r>
+          </w:p>
+        </w:tc>
+        <w:tc>
+          <w:tcPr>
+            <w:tcW w:type="dxa" w:w="1234"/>
+          </w:tcPr>
+          <w:p>
+            <w:r>
+              <w:t>str</w:t>
+            </w:r>
+          </w:p>
+        </w:tc>
+        <w:tc>
+          <w:tcPr>
+            <w:tcW w:type="dxa" w:w="1234"/>
+          </w:tcPr>
+          <w:p>
+            <w:pPr>
+              <w:jc w:val="right"/>
+            </w:pPr>
+            <w:r>
+              <w:t>2</w:t>
+            </w:r>
+          </w:p>
+        </w:tc>
+        <w:tc>
+          <w:tcPr>
+            <w:tcW w:type="dxa" w:w="1234"/>
+          </w:tcPr>
+          <w:p>
+            <w:pPr>
+              <w:jc w:val="right"/>
+            </w:pPr>
+            <w:r>
+              <w:t>347,749</w:t>
+            </w:r>
+          </w:p>
+        </w:tc>
+        <w:tc>
+          <w:tcPr>
+            <w:tcW w:type="dxa" w:w="1234"/>
+          </w:tcPr>
+          <w:p>
+            <w:pPr>
+              <w:jc w:val="right"/>
+            </w:pPr>
+            <w:r>
+              <w:t>100.0%</w:t>
+            </w:r>
+          </w:p>
+        </w:tc>
+      </w:tr>
+      <w:tr>
+        <w:tc>
+          <w:tcPr>
+            <w:tcW w:type="dxa" w:w="1234"/>
+          </w:tcPr>
+          <w:p>
+            <w:r>
+              <w:t>Birth_Order 2.0</w:t>
+            </w:r>
+          </w:p>
+        </w:tc>
+        <w:tc>
+          <w:tcPr>
+            <w:tcW w:type="dxa" w:w="1234"/>
+          </w:tcPr>
+          <w:p>
+            <w:pPr>
+              <w:jc w:val="right"/>
+            </w:pPr>
+            <w:r>
+              <w:t>0</w:t>
+            </w:r>
+          </w:p>
+        </w:tc>
+        <w:tc>
+          <w:tcPr>
+            <w:tcW w:type="dxa" w:w="1234"/>
+          </w:tcPr>
+          <w:p>
+            <w:pPr>
+              <w:jc w:val="right"/>
+            </w:pPr>
+            <w:r>
+              <w:t>0.0%</w:t>
+            </w:r>
+          </w:p>
+        </w:tc>
+        <w:tc>
+          <w:tcPr>
+            <w:tcW w:type="dxa" w:w="1234"/>
+          </w:tcPr>
+          <w:p>
+            <w:r>
+              <w:t>int64</w:t>
+            </w:r>
+          </w:p>
+        </w:tc>
+        <w:tc>
+          <w:tcPr>
+            <w:tcW w:type="dxa" w:w="1234"/>
+          </w:tcPr>
+          <w:p>
+            <w:pPr>
+              <w:jc w:val="right"/>
+            </w:pPr>
+            <w:r>
+              <w:t>14</w:t>
+            </w:r>
+          </w:p>
+        </w:tc>
+        <w:tc>
+          <w:tcPr>
+            <w:tcW w:type="dxa" w:w="1234"/>
+          </w:tcPr>
+          <w:p>
+            <w:pPr>
+              <w:jc w:val="right"/>
+            </w:pPr>
+            <w:r>
+              <w:t>347,749</w:t>
+            </w:r>
+          </w:p>
+        </w:tc>
+        <w:tc>
+          <w:tcPr>
+            <w:tcW w:type="dxa" w:w="1234"/>
+          </w:tcPr>
+          <w:p>
+            <w:pPr>
+              <w:jc w:val="right"/>
+            </w:pPr>
+            <w:r>
+              <w:t>100.0%</w:t>
+            </w:r>
+          </w:p>
+        </w:tc>
+      </w:tr>
+      <w:tr>
+        <w:tc>
+          <w:tcPr>
+            <w:tcW w:type="dxa" w:w="1234"/>
+          </w:tcPr>
+          <w:p>
+            <w:r>
+              <w:t>Age of Mother</w:t>
+            </w:r>
+          </w:p>
+        </w:tc>
+        <w:tc>
+          <w:tcPr>
+            <w:tcW w:type="dxa" w:w="1234"/>
+          </w:tcPr>
+          <w:p>
+            <w:pPr>
+              <w:jc w:val="right"/>
+            </w:pPr>
+            <w:r>
+              <w:t>0</w:t>
+            </w:r>
+          </w:p>
+        </w:tc>
+        <w:tc>
+          <w:tcPr>
+            <w:tcW w:type="dxa" w:w="1234"/>
+          </w:tcPr>
+          <w:p>
+            <w:pPr>
+              <w:jc w:val="right"/>
+            </w:pPr>
+            <w:r>
+              <w:t>0.0%</w:t>
+            </w:r>
+          </w:p>
+        </w:tc>
+        <w:tc>
+          <w:tcPr>
+            <w:tcW w:type="dxa" w:w="1234"/>
+          </w:tcPr>
+          <w:p>
+            <w:r>
+              <w:t>int64</w:t>
+            </w:r>
+          </w:p>
+        </w:tc>
+        <w:tc>
+          <w:tcPr>
+            <w:tcW w:type="dxa" w:w="1234"/>
+          </w:tcPr>
+          <w:p>
+            <w:pPr>
+              <w:jc w:val="right"/>
+            </w:pPr>
+            <w:r>
+              <w:t>43</w:t>
+            </w:r>
+          </w:p>
+        </w:tc>
+        <w:tc>
+          <w:tcPr>
+            <w:tcW w:type="dxa" w:w="1234"/>
+          </w:tcPr>
+          <w:p>
+            <w:pPr>
+              <w:jc w:val="right"/>
+            </w:pPr>
+            <w:r>
+              <w:t>347,749</w:t>
+            </w:r>
+          </w:p>
+        </w:tc>
+        <w:tc>
+          <w:tcPr>
+            <w:tcW w:type="dxa" w:w="1234"/>
+          </w:tcPr>
+          <w:p>
+            <w:pPr>
+              <w:jc w:val="right"/>
+            </w:pPr>
+            <w:r>
+              <w:t>100.0%</w:t>
+            </w:r>
+          </w:p>
+        </w:tc>
+      </w:tr>
+      <w:tr>
+        <w:tc>
+          <w:tcPr>
+            <w:tcW w:type="dxa" w:w="1234"/>
+          </w:tcPr>
+          <w:p>
+            <w:r>
+              <w:t>Marital_Status</w:t>
+            </w:r>
+          </w:p>
+        </w:tc>
+        <w:tc>
+          <w:tcPr>
+            <w:tcW w:type="dxa" w:w="1234"/>
+          </w:tcPr>
+          <w:p>
+            <w:pPr>
+              <w:jc w:val="right"/>
+            </w:pPr>
+            <w:r>
+              <w:t>0</w:t>
+            </w:r>
+          </w:p>
+        </w:tc>
+        <w:tc>
+          <w:tcPr>
+            <w:tcW w:type="dxa" w:w="1234"/>
+          </w:tcPr>
+          <w:p>
+            <w:pPr>
+              <w:jc w:val="right"/>
+            </w:pPr>
+            <w:r>
+              <w:t>0.0%</w:t>
+            </w:r>
+          </w:p>
+        </w:tc>
+        <w:tc>
+          <w:tcPr>
+            <w:tcW w:type="dxa" w:w="1234"/>
+          </w:tcPr>
+          <w:p>
+            <w:r>
+              <w:t>str</w:t>
+            </w:r>
+          </w:p>
+        </w:tc>
+        <w:tc>
+          <w:tcPr>
+            <w:tcW w:type="dxa" w:w="1234"/>
+          </w:tcPr>
+          <w:p>
+            <w:pPr>
+              <w:jc w:val="right"/>
+            </w:pPr>
+            <w:r>
+              <w:t>2</w:t>
+            </w:r>
+          </w:p>
+        </w:tc>
+        <w:tc>
+          <w:tcPr>
+            <w:tcW w:type="dxa" w:w="1234"/>
+          </w:tcPr>
+          <w:p>
+            <w:pPr>
+              <w:jc w:val="right"/>
+            </w:pPr>
+            <w:r>
+              <w:t>347,749</w:t>
             </w:r>
           </w:p>
         </w:tc>
@@ -1567,7 +1567,7 @@
               <w:jc w:val="right"/>
             </w:pPr>
             <w:r>
-              <w:t>1,048,575</w:t>
+              <w:t>347,749</w:t>
             </w:r>
           </w:p>
         </w:tc>
@@ -1755,7 +1755,7 @@
       <w:jc w:val="center"/>
     </w:pPr>
     <w:r>
-      <w:t xml:space="preserve">Missing Values Analysis | Generated: 2026-04-19 | Page </w:t>
+      <w:t xml:space="preserve">Missing Values Analysis | Generated: 2026-04-24 | Page </w:t>
     </w:r>
     <w:r>
       <w:fldChar w:fldCharType="begin"/>

--- a/notebooks/2000_Birth/01_missing_values_analysis.docx
+++ b/notebooks/2000_Birth/01_missing_values_analysis.docx
@@ -13,12 +13,12 @@
     </w:p>
     <w:p>
       <w:r>
-        <w:t>Generated: 2026-04-24 06:07</w:t>
+        <w:t>Generated: 2026-04-30 17:55</w:t>
       </w:r>
     </w:p>
     <w:p>
       <w:r>
-        <w:t>Dataset: 347,749 rows × 14 columns</w:t>
+        <w:t>Dataset: 347,738 rows × 14 columns</w:t>
       </w:r>
     </w:p>
     <w:p/>
@@ -36,7 +36,7 @@
         <w:br/>
         <w:t>Key findings include:</w:t>
         <w:br/>
-        <w:t>• Total missing values: 312 (0.01% of all data)</w:t>
+        <w:t>• Total missing values: 309 (0.01% of all data)</w:t>
         <w:br/>
         <w:t>• Columns with missing data: 2 out of 14 columns</w:t>
         <w:br/>
@@ -118,7 +118,7 @@
               <w:jc w:val="right"/>
             </w:pPr>
             <w:r>
-              <w:t>347749.0</w:t>
+              <w:t>347738.0</w:t>
             </w:r>
           </w:p>
         </w:tc>
@@ -193,7 +193,7 @@
               <w:jc w:val="right"/>
             </w:pPr>
             <w:r>
-              <w:t>312.0</w:t>
+              <w:t>309.0</w:t>
             </w:r>
           </w:p>
         </w:tc>
@@ -436,7 +436,7 @@
               <w:jc w:val="right"/>
             </w:pPr>
             <w:r>
-              <w:t>347,528</w:t>
+              <w:t>347,517</w:t>
             </w:r>
           </w:p>
         </w:tc>
@@ -474,7 +474,7 @@
               <w:jc w:val="right"/>
             </w:pPr>
             <w:r>
-              <w:t>91</w:t>
+              <w:t>88</w:t>
             </w:r>
           </w:p>
         </w:tc>
@@ -523,7 +523,7 @@
               <w:jc w:val="right"/>
             </w:pPr>
             <w:r>
-              <w:t>347,658</w:t>
+              <w:t>347,650</w:t>
             </w:r>
           </w:p>
         </w:tc>
@@ -610,7 +610,7 @@
               <w:jc w:val="right"/>
             </w:pPr>
             <w:r>
-              <w:t>347,749</w:t>
+              <w:t>347,738</w:t>
             </w:r>
           </w:p>
         </w:tc>
@@ -697,7 +697,7 @@
               <w:jc w:val="right"/>
             </w:pPr>
             <w:r>
-              <w:t>347,749</w:t>
+              <w:t>347,738</w:t>
             </w:r>
           </w:p>
         </w:tc>
@@ -784,7 +784,7 @@
               <w:jc w:val="right"/>
             </w:pPr>
             <w:r>
-              <w:t>347,749</w:t>
+              <w:t>347,738</w:t>
             </w:r>
           </w:p>
         </w:tc>
@@ -871,7 +871,7 @@
               <w:jc w:val="right"/>
             </w:pPr>
             <w:r>
-              <w:t>347,749</w:t>
+              <w:t>347,738</w:t>
             </w:r>
           </w:p>
         </w:tc>
@@ -958,7 +958,7 @@
               <w:jc w:val="right"/>
             </w:pPr>
             <w:r>
-              <w:t>347,749</w:t>
+              <w:t>347,738</w:t>
             </w:r>
           </w:p>
         </w:tc>
@@ -1045,7 +1045,7 @@
               <w:jc w:val="right"/>
             </w:pPr>
             <w:r>
-              <w:t>347,749</w:t>
+              <w:t>347,738</w:t>
             </w:r>
           </w:p>
         </w:tc>
@@ -1132,7 +1132,7 @@
               <w:jc w:val="right"/>
             </w:pPr>
             <w:r>
-              <w:t>347,749</w:t>
+              <w:t>347,738</w:t>
             </w:r>
           </w:p>
         </w:tc>
@@ -1219,7 +1219,7 @@
               <w:jc w:val="right"/>
             </w:pPr>
             <w:r>
-              <w:t>347,749</w:t>
+              <w:t>347,738</w:t>
             </w:r>
           </w:p>
         </w:tc>
@@ -1306,7 +1306,7 @@
               <w:jc w:val="right"/>
             </w:pPr>
             <w:r>
-              <w:t>347,749</w:t>
+              <w:t>347,738</w:t>
             </w:r>
           </w:p>
         </w:tc>
@@ -1393,7 +1393,7 @@
               <w:jc w:val="right"/>
             </w:pPr>
             <w:r>
-              <w:t>347,749</w:t>
+              <w:t>347,738</w:t>
             </w:r>
           </w:p>
         </w:tc>
@@ -1480,7 +1480,7 @@
               <w:jc w:val="right"/>
             </w:pPr>
             <w:r>
-              <w:t>347,749</w:t>
+              <w:t>347,738</w:t>
             </w:r>
           </w:p>
         </w:tc>
@@ -1554,7 +1554,7 @@
               <w:jc w:val="right"/>
             </w:pPr>
             <w:r>
-              <w:t>26</w:t>
+              <w:t>25</w:t>
             </w:r>
           </w:p>
         </w:tc>
@@ -1567,7 +1567,7 @@
               <w:jc w:val="right"/>
             </w:pPr>
             <w:r>
-              <w:t>347,749</w:t>
+              <w:t>347,738</w:t>
             </w:r>
           </w:p>
         </w:tc>
@@ -1755,7 +1755,7 @@
       <w:jc w:val="center"/>
     </w:pPr>
     <w:r>
-      <w:t xml:space="preserve">Missing Values Analysis | Generated: 2026-04-24 | Page </w:t>
+      <w:t xml:space="preserve">Missing Values Analysis | Generated: 2026-04-30 | Page </w:t>
     </w:r>
     <w:r>
       <w:fldChar w:fldCharType="begin"/>
